--- a/static/media/2.kh_ttra.docx
+++ b/static/media/2.kh_ttra.docx
@@ -1,10 +1,10 @@
 
 <file path=word/document.xml><?xml version="1.0" encoding="utf-8"?>
-<w:document xmlns:wpc="http://schemas.microsoft.com/office/word/2010/wordprocessingCanvas" xmlns:cx="http://schemas.microsoft.com/office/drawing/2014/chartex" xmlns:cx1="http://schemas.microsoft.com/office/drawing/2015/9/8/chartex" xmlns:cx2="http://schemas.microsoft.com/office/drawing/2015/10/21/chartex" xmlns:cx3="http://schemas.microsoft.com/office/drawing/2016/5/9/chartex" xmlns:cx4="http://schemas.microsoft.com/office/drawing/2016/5/10/chartex" xmlns:cx5="http://schemas.microsoft.com/office/drawing/2016/5/11/chartex" xmlns:cx6="http://schemas.microsoft.com/office/drawing/2016/5/12/chartex" xmlns:cx7="http://schemas.microsoft.com/office/drawing/2016/5/13/chartex" xmlns:cx8="http://schemas.microsoft.com/office/drawing/2016/5/14/chartex" xmlns:mc="http://schemas.openxmlformats.org/markup-compatibility/2006" xmlns:aink="http://schemas.microsoft.com/office/drawing/2016/ink" xmlns:am3d="http://schemas.microsoft.com/office/drawing/2017/model3d" xmlns:o="urn:schemas-microsoft-com:office:office" xmlns:r="http://schemas.openxmlformats.org/officeDocument/2006/relationships" xmlns:m="http://schemas.openxmlformats.org/officeDocument/2006/math" xmlns:v="urn:schemas-microsoft-com:vml" xmlns:wp14="http://schemas.microsoft.com/office/word/2010/wordprocessingDrawing" xmlns:wp="http://schemas.openxmlformats.org/drawingml/2006/wordprocessingDrawing" xmlns:w10="urn:schemas-microsoft-com:office:word" xmlns:w="http://schemas.openxmlformats.org/wordprocessingml/2006/main" xmlns:w14="http://schemas.microsoft.com/office/word/2010/wordml" xmlns:w15="http://schemas.microsoft.com/office/word/2012/wordml" xmlns:w16cex="http://schemas.microsoft.com/office/word/2018/wordml/cex" xmlns:w16cid="http://schemas.microsoft.com/office/word/2016/wordml/cid" xmlns:w16="http://schemas.microsoft.com/office/word/2018/wordml" xmlns:w16sdtdh="http://schemas.microsoft.com/office/word/2020/wordml/sdtdatahash" xmlns:w16se="http://schemas.microsoft.com/office/word/2015/wordml/symex" xmlns:wpg="http://schemas.microsoft.com/office/word/2010/wordprocessingGroup" xmlns:wpi="http://schemas.microsoft.com/office/word/2010/wordprocessingInk" xmlns:wne="http://schemas.microsoft.com/office/word/2006/wordml" xmlns:wps="http://schemas.microsoft.com/office/word/2010/wordprocessingShape" mc:Ignorable="w14 w15 w16se w16cid w16 w16cex w16sdtdh wp14">
+<w:document xmlns:wpc="http://schemas.microsoft.com/office/word/2010/wordprocessingCanvas" xmlns:cx="http://schemas.microsoft.com/office/drawing/2014/chartex" xmlns:cx1="http://schemas.microsoft.com/office/drawing/2015/9/8/chartex" xmlns:cx2="http://schemas.microsoft.com/office/drawing/2015/10/21/chartex" xmlns:cx3="http://schemas.microsoft.com/office/drawing/2016/5/9/chartex" xmlns:cx4="http://schemas.microsoft.com/office/drawing/2016/5/10/chartex" xmlns:cx5="http://schemas.microsoft.com/office/drawing/2016/5/11/chartex" xmlns:cx6="http://schemas.microsoft.com/office/drawing/2016/5/12/chartex" xmlns:cx7="http://schemas.microsoft.com/office/drawing/2016/5/13/chartex" xmlns:cx8="http://schemas.microsoft.com/office/drawing/2016/5/14/chartex" xmlns:mc="http://schemas.openxmlformats.org/markup-compatibility/2006" xmlns:aink="http://schemas.microsoft.com/office/drawing/2016/ink" xmlns:am3d="http://schemas.microsoft.com/office/drawing/2017/model3d" xmlns:o="urn:schemas-microsoft-com:office:office" xmlns:oel="http://schemas.microsoft.com/office/2019/extlst" xmlns:r="http://schemas.openxmlformats.org/officeDocument/2006/relationships" xmlns:m="http://schemas.openxmlformats.org/officeDocument/2006/math" xmlns:v="urn:schemas-microsoft-com:vml" xmlns:wp14="http://schemas.microsoft.com/office/word/2010/wordprocessingDrawing" xmlns:wp="http://schemas.openxmlformats.org/drawingml/2006/wordprocessingDrawing" xmlns:w10="urn:schemas-microsoft-com:office:word" xmlns:w="http://schemas.openxmlformats.org/wordprocessingml/2006/main" xmlns:w14="http://schemas.microsoft.com/office/word/2010/wordml" xmlns:w15="http://schemas.microsoft.com/office/word/2012/wordml" xmlns:w16cex="http://schemas.microsoft.com/office/word/2018/wordml/cex" xmlns:w16cid="http://schemas.microsoft.com/office/word/2016/wordml/cid" xmlns:w16="http://schemas.microsoft.com/office/word/2018/wordml" xmlns:w16du="http://schemas.microsoft.com/office/word/2023/wordml/word16du" xmlns:w16sdtdh="http://schemas.microsoft.com/office/word/2020/wordml/sdtdatahash" xmlns:w16sdtfl="http://schemas.microsoft.com/office/word/2024/wordml/sdtformatlock" xmlns:w16se="http://schemas.microsoft.com/office/word/2015/wordml/symex" xmlns:wpg="http://schemas.microsoft.com/office/word/2010/wordprocessingGroup" xmlns:wpi="http://schemas.microsoft.com/office/word/2010/wordprocessingInk" xmlns:wne="http://schemas.microsoft.com/office/word/2006/wordml" xmlns:wps="http://schemas.microsoft.com/office/word/2010/wordprocessingShape" mc:Ignorable="w14 w15 w16se w16cid w16 w16cex w16sdtdh w16sdtfl w16du wp14">
   <w:body>
     <w:tbl>
       <w:tblPr>
-        <w:tblW w:w="9556" w:type="dxa"/>
+        <w:tblW w:w="10343" w:type="dxa"/>
         <w:jc w:val="center"/>
         <w:tblLayout w:type="fixed"/>
         <w:tblCellMar>
@@ -14,45 +14,44 @@
         <w:tblLook w:val="0000" w:firstRow="0" w:lastRow="0" w:firstColumn="0" w:lastColumn="0" w:noHBand="0" w:noVBand="0"/>
       </w:tblPr>
       <w:tblGrid>
-        <w:gridCol w:w="3517"/>
-        <w:gridCol w:w="6039"/>
+        <w:gridCol w:w="4673"/>
+        <w:gridCol w:w="5670"/>
       </w:tblGrid>
       <w:tr>
         <w:trPr>
+          <w:trHeight w:val="699"/>
           <w:jc w:val="center"/>
         </w:trPr>
         <w:tc>
           <w:tcPr>
-            <w:tcW w:w="3517" w:type="dxa"/>
-          </w:tcPr>
+            <w:tcW w:w="4673" w:type="dxa"/>
+          </w:tcPr>
+          <w:p>
+            <w:pPr>
+              <w:jc w:val="center"/>
+              <w:rPr>
+                <w:spacing w:val="-20"/>
+                <w:sz w:val="26"/>
+                <w:szCs w:val="26"/>
+              </w:rPr>
+            </w:pPr>
+            <w:r>
+              <w:rPr>
+                <w:spacing w:val="-20"/>
+                <w:sz w:val="26"/>
+                <w:szCs w:val="26"/>
+              </w:rPr>
+              <w:t>PHÒNG THANH TRA – KIỂM TRA SỐ 4</w:t>
+            </w:r>
+          </w:p>
           <w:p>
             <w:pPr>
               <w:tabs>
-                <w:tab w:val="center" w:pos="1560"/>
+                <w:tab w:val="center" w:pos="2977"/>
                 <w:tab w:val="center" w:pos="6237"/>
               </w:tabs>
               <w:jc w:val="center"/>
               <w:rPr>
-                <w:sz w:val="26"/>
-                <w:szCs w:val="26"/>
-              </w:rPr>
-            </w:pPr>
-            <w:r>
-              <w:rPr>
-                <w:sz w:val="26"/>
-                <w:szCs w:val="26"/>
-              </w:rPr>
-              <w:t>CỤC THUẾ TỈNH QUẢNG TRỊ</w:t>
-            </w:r>
-          </w:p>
-          <w:p>
-            <w:pPr>
-              <w:tabs>
-                <w:tab w:val="center" w:pos="1560"/>
-                <w:tab w:val="center" w:pos="6237"/>
-              </w:tabs>
-              <w:jc w:val="center"/>
-              <w:rPr>
                 <w:b/>
                 <w:sz w:val="26"/>
                 <w:szCs w:val="26"/>
@@ -64,15 +63,7 @@
                 <w:sz w:val="26"/>
                 <w:szCs w:val="26"/>
               </w:rPr>
-              <w:t xml:space="preserve">ĐOÀN THANH TRA </w:t>
-            </w:r>
-            <w:r>
-              <w:rPr>
-                <w:b/>
-                <w:sz w:val="26"/>
-                <w:szCs w:val="26"/>
-              </w:rPr>
-              <w:t>THUẾ</w:t>
+              <w:t>ĐOÀN THANH TRA</w:t>
             </w:r>
           </w:p>
           <w:p>
@@ -90,16 +81,16 @@
               <mc:AlternateContent>
                 <mc:Choice Requires="wps">
                   <w:drawing>
-                    <wp:anchor distT="0" distB="0" distL="114300" distR="114300" simplePos="0" relativeHeight="251657216" behindDoc="0" locked="0" layoutInCell="1" allowOverlap="1" wp14:anchorId="2107C080" wp14:editId="4170BD06">
+                    <wp:anchor distT="0" distB="0" distL="114300" distR="114300" simplePos="0" relativeHeight="251657216" behindDoc="0" locked="0" layoutInCell="1" allowOverlap="1" wp14:anchorId="2107C080" wp14:editId="0514CF31">
                       <wp:simplePos x="0" y="0"/>
                       <wp:positionH relativeFrom="column">
-                        <wp:posOffset>404495</wp:posOffset>
+                        <wp:posOffset>909320</wp:posOffset>
                       </wp:positionH>
                       <wp:positionV relativeFrom="paragraph">
-                        <wp:posOffset>41910</wp:posOffset>
+                        <wp:posOffset>13335</wp:posOffset>
                       </wp:positionV>
                       <wp:extent cx="1323340" cy="0"/>
-                      <wp:effectExtent l="13970" t="11430" r="5715" b="7620"/>
+                      <wp:effectExtent l="0" t="0" r="0" b="0"/>
                       <wp:wrapNone/>
                       <wp:docPr id="2" name="Line 8"/>
                       <wp:cNvGraphicFramePr>
@@ -151,7 +142,7 @@
                 </mc:Choice>
                 <mc:Fallback>
                   <w:pict>
-                    <v:line w14:anchorId="15F64439" id="Line 8" o:spid="_x0000_s1026" style="position:absolute;z-index:251657216;visibility:visible;mso-wrap-style:square;mso-width-percent:0;mso-height-percent:0;mso-wrap-distance-left:9pt;mso-wrap-distance-top:0;mso-wrap-distance-right:9pt;mso-wrap-distance-bottom:0;mso-position-horizontal:absolute;mso-position-horizontal-relative:text;mso-position-vertical:absolute;mso-position-vertical-relative:text;mso-width-percent:0;mso-height-percent:0;mso-width-relative:page;mso-height-relative:page" from="31.85pt,3.3pt" to="136.05pt,3.3pt" o:gfxdata="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"/>
+                    <v:line w14:anchorId="18F3095D" id="Line 8" o:spid="_x0000_s1026" style="position:absolute;z-index:251657216;visibility:visible;mso-wrap-style:square;mso-width-percent:0;mso-height-percent:0;mso-wrap-distance-left:9pt;mso-wrap-distance-top:0;mso-wrap-distance-right:9pt;mso-wrap-distance-bottom:0;mso-position-horizontal:absolute;mso-position-horizontal-relative:text;mso-position-vertical:absolute;mso-position-vertical-relative:text;mso-width-percent:0;mso-height-percent:0;mso-width-relative:page;mso-height-relative:page" from="71.6pt,1.05pt" to="175.8pt,1.05pt" o:gfxdata="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"/>
                   </w:pict>
                 </mc:Fallback>
               </mc:AlternateContent>
@@ -167,7 +158,7 @@
         </w:tc>
         <w:tc>
           <w:tcPr>
-            <w:tcW w:w="6039" w:type="dxa"/>
+            <w:tcW w:w="5670" w:type="dxa"/>
           </w:tcPr>
           <w:p>
             <w:pPr>
@@ -188,8 +179,8 @@
               </w:rPr>
               <w:t xml:space="preserve">CỘNG HÒA XÃ HỘI CHỦ NGHĨA VIỆT </w:t>
             </w:r>
-            <w:smartTag w:uri="urn:schemas-microsoft-com:office:smarttags" w:element="place">
-              <w:smartTag w:uri="urn:schemas-microsoft-com:office:smarttags" w:element="State">
+            <w:smartTag w:uri="urn:schemas-microsoft-com:office:smarttags" w:element="State">
+              <w:smartTag w:uri="urn:schemas-microsoft-com:office:smarttags" w:element="place">
                 <w:r>
                   <w:rPr>
                     <w:b/>
@@ -241,16 +232,16 @@
               <mc:AlternateContent>
                 <mc:Choice Requires="wps">
                   <w:drawing>
-                    <wp:anchor distT="0" distB="0" distL="114300" distR="114300" simplePos="0" relativeHeight="251658240" behindDoc="0" locked="0" layoutInCell="1" allowOverlap="1" wp14:anchorId="1D1076CF" wp14:editId="1BAA9EB2">
+                    <wp:anchor distT="0" distB="0" distL="114300" distR="114300" simplePos="0" relativeHeight="251658240" behindDoc="0" locked="0" layoutInCell="1" allowOverlap="1" wp14:anchorId="1D1076CF" wp14:editId="22B354BC">
                       <wp:simplePos x="0" y="0"/>
                       <wp:positionH relativeFrom="column">
-                        <wp:posOffset>995680</wp:posOffset>
+                        <wp:posOffset>824230</wp:posOffset>
                       </wp:positionH>
                       <wp:positionV relativeFrom="paragraph">
                         <wp:posOffset>38735</wp:posOffset>
                       </wp:positionV>
                       <wp:extent cx="1899920" cy="0"/>
-                      <wp:effectExtent l="9525" t="8255" r="5080" b="10795"/>
+                      <wp:effectExtent l="0" t="0" r="0" b="0"/>
                       <wp:wrapNone/>
                       <wp:docPr id="1" name="Line 9"/>
                       <wp:cNvGraphicFramePr>
@@ -302,7 +293,7 @@
                 </mc:Choice>
                 <mc:Fallback>
                   <w:pict>
-                    <v:line w14:anchorId="336A9017" id="Line 9" o:spid="_x0000_s1026" style="position:absolute;z-index:251658240;visibility:visible;mso-wrap-style:square;mso-width-percent:0;mso-height-percent:0;mso-wrap-distance-left:9pt;mso-wrap-distance-top:0;mso-wrap-distance-right:9pt;mso-wrap-distance-bottom:0;mso-position-horizontal:absolute;mso-position-horizontal-relative:text;mso-position-vertical:absolute;mso-position-vertical-relative:text;mso-width-percent:0;mso-height-percent:0;mso-width-relative:page;mso-height-relative:page" from="78.4pt,3.05pt" to="228pt,3.05pt" o:gfxdata="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"/>
+                    <v:line w14:anchorId="7CA5BAB4" id="Line 9" o:spid="_x0000_s1026" style="position:absolute;z-index:251658240;visibility:visible;mso-wrap-style:square;mso-width-percent:0;mso-height-percent:0;mso-wrap-distance-left:9pt;mso-wrap-distance-top:0;mso-wrap-distance-right:9pt;mso-wrap-distance-bottom:0;mso-position-horizontal:absolute;mso-position-horizontal-relative:text;mso-position-vertical:absolute;mso-position-vertical-relative:text;mso-width-percent:0;mso-height-percent:0;mso-width-relative:page;mso-height-relative:page" from="64.9pt,3.05pt" to="214.5pt,3.05pt" o:gfxdata="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"/>
                   </w:pict>
                 </mc:Fallback>
               </mc:AlternateContent>
@@ -629,21 +620,35 @@
           <w:sz w:val="28"/>
           <w:szCs w:val="28"/>
         </w:rPr>
-        <w:t>Thanh t</w:t>
-      </w:r>
-      <w:r>
-        <w:rPr>
-          <w:sz w:val="28"/>
-          <w:szCs w:val="28"/>
-        </w:rPr>
-        <w:t>ra tại trụ sở người nộp thuế nhằ</w:t>
-      </w:r>
-      <w:r>
-        <w:rPr>
-          <w:sz w:val="28"/>
-          <w:szCs w:val="28"/>
-        </w:rPr>
-        <w:t>m mục đích cho Doanh nghiệp chấp hành đúng quy định về pháp luật thuế, về quản, sử dụng hóa đơn và chế đ</w:t>
+        <w:t xml:space="preserve">Thanh tra tại trụ sở người nộp thuế nhằm mục đích cho </w:t>
+      </w:r>
+      <w:r>
+        <w:rPr>
+          <w:sz w:val="28"/>
+          <w:szCs w:val="28"/>
+        </w:rPr>
+        <w:t>d</w:t>
+      </w:r>
+      <w:r>
+        <w:rPr>
+          <w:sz w:val="28"/>
+          <w:szCs w:val="28"/>
+        </w:rPr>
+        <w:t>oanh nghiệp chấp hành đúng quy định về pháp luật thuế, về quản</w:t>
+      </w:r>
+      <w:r>
+        <w:rPr>
+          <w:sz w:val="28"/>
+          <w:szCs w:val="28"/>
+        </w:rPr>
+        <w:t xml:space="preserve"> lý</w:t>
+      </w:r>
+      <w:r>
+        <w:rPr>
+          <w:sz w:val="28"/>
+          <w:szCs w:val="28"/>
+        </w:rPr>
+        <w:t>, sử dụng hóa đơn và chế đ</w:t>
       </w:r>
       <w:r>
         <w:rPr>
@@ -677,7 +682,7 @@
           <w:sz w:val="28"/>
           <w:szCs w:val="28"/>
         </w:rPr>
-        <w:t>Thanh tra tại trụ sở người nộp thuế nhằm phát hiện những sai phạm trong quá trình thực hiện những pháp luật tại doanh nghiệp để giúp doanh nghiệp khắc phục, sửa chữa những sai phạm và tăng thu cho ngân sách Nhà nước.</w:t>
+        <w:t>Thanh tra tại trụ sở người nộp thuế nhằm phát hiện những sai phạm trong quá trình thực hiện tại doanh nghiệp để giúp doanh nghiệp khắc phục, sửa chữa những sai phạm và tăng thu cho Ngân sách Nhà nước.</w:t>
       </w:r>
     </w:p>
     <w:p>
@@ -717,7 +722,14 @@
           <w:sz w:val="28"/>
           <w:szCs w:val="28"/>
         </w:rPr>
-        <w:t>Công tác thanh tra tại trụ sở người nộp thuế phải được tiến hành đúng quy định của pháp luật thuế và đúng quy trình thanh tra thuế.</w:t>
+        <w:t>- P</w:t>
+      </w:r>
+      <w:r>
+        <w:rPr>
+          <w:sz w:val="28"/>
+          <w:szCs w:val="28"/>
+        </w:rPr>
+        <w:t>hải được tiến hành đúng quy định của pháp luật thuế và đúng quy trình thanh tra thuế.</w:t>
       </w:r>
     </w:p>
     <w:p>
@@ -737,21 +749,14 @@
           <w:sz w:val="28"/>
           <w:szCs w:val="28"/>
         </w:rPr>
-        <w:t>Công tác thanh tra tại trụ sở người nộp thuế phải đả</w:t>
-      </w:r>
-      <w:r>
-        <w:rPr>
-          <w:sz w:val="28"/>
-          <w:szCs w:val="28"/>
-        </w:rPr>
-        <w:t>m bảo công khai, minh bạch, dân</w:t>
-      </w:r>
-      <w:r>
-        <w:rPr>
-          <w:sz w:val="28"/>
-          <w:szCs w:val="28"/>
-        </w:rPr>
-        <w:t xml:space="preserve"> chủ và không gây phiền hà, nhũng nhiễu đối với người nộp thuế.</w:t>
+        <w:t>- P</w:t>
+      </w:r>
+      <w:r>
+        <w:rPr>
+          <w:sz w:val="28"/>
+          <w:szCs w:val="28"/>
+        </w:rPr>
+        <w:t>hải đảm bảo công khai, minh bạch, dân chủ và không gây phiền hà, nhũng nhiễu đối với người nộp thuế.</w:t>
       </w:r>
     </w:p>
     <w:p>
@@ -771,7 +776,14 @@
           <w:sz w:val="28"/>
           <w:szCs w:val="28"/>
         </w:rPr>
-        <w:t>Công tác thanh tra người nộp thuế phải được triển khai kịp thời, đúng tiến độ và không làm ảnh hưởng đến hoạt động sản xuất kinh doanh của người nộp thuế.</w:t>
+        <w:t>- P</w:t>
+      </w:r>
+      <w:r>
+        <w:rPr>
+          <w:sz w:val="28"/>
+          <w:szCs w:val="28"/>
+        </w:rPr>
+        <w:t>hải được triển khai kịp thời, đúng tiến độ và không làm ảnh hưởng đến hoạt động sản xuất kinh doanh của người nộp thuế.</w:t>
       </w:r>
     </w:p>
     <w:p>
@@ -793,7 +805,7 @@
           <w:sz w:val="28"/>
           <w:szCs w:val="28"/>
         </w:rPr>
-        <w:t>II. Nội dung thanh tra:</w:t>
+        <w:t>II. Nội dung thanh tra</w:t>
       </w:r>
     </w:p>
     <w:p>
@@ -801,7 +813,7 @@
         <w:tabs>
           <w:tab w:val="left" w:leader="dot" w:pos="8931"/>
         </w:tabs>
-        <w:ind w:left="284" w:firstLine="283"/>
+        <w:ind w:firstLine="567"/>
         <w:jc w:val="both"/>
         <w:rPr>
           <w:color w:val="000000" w:themeColor="text1"/>
@@ -815,7 +827,7 @@
           <w:sz w:val="28"/>
           <w:szCs w:val="28"/>
         </w:rPr>
-        <w:t>Thanh tra tình hình kê khai</w:t>
+        <w:t xml:space="preserve">Thanh tra </w:t>
       </w:r>
       <w:r>
         <w:rPr>
@@ -823,47 +835,7 @@
           <w:sz w:val="28"/>
           <w:szCs w:val="28"/>
         </w:rPr>
-        <w:t xml:space="preserve">, </w:t>
-      </w:r>
-      <w:r>
-        <w:rPr>
-          <w:color w:val="000000" w:themeColor="text1"/>
-          <w:sz w:val="28"/>
-          <w:szCs w:val="28"/>
-        </w:rPr>
-        <w:t>nộp thuế</w:t>
-      </w:r>
-      <w:r>
-        <w:rPr>
-          <w:color w:val="000000" w:themeColor="text1"/>
-          <w:sz w:val="28"/>
-          <w:szCs w:val="28"/>
-        </w:rPr>
-        <w:t xml:space="preserve"> </w:t>
-      </w:r>
-      <w:r>
-        <w:rPr>
-          <w:color w:val="000000" w:themeColor="text1"/>
-          <w:sz w:val="28"/>
-          <w:szCs w:val="28"/>
-        </w:rPr>
-        <w:t>GTGT</w:t>
-      </w:r>
-      <w:r>
-        <w:rPr>
-          <w:color w:val="000000" w:themeColor="text1"/>
-          <w:sz w:val="28"/>
-          <w:szCs w:val="28"/>
-        </w:rPr>
-        <w:t xml:space="preserve"> </w:t>
-      </w:r>
-      <w:r>
-        <w:rPr>
-          <w:color w:val="000000" w:themeColor="text1"/>
-          <w:sz w:val="28"/>
-          <w:szCs w:val="28"/>
-        </w:rPr>
-        <w:t>năm &lt;nam_ktra&gt;</w:t>
+        <w:t>tình hình chấp hành pháp luật thuế; tình hình quản lý và sử dụng hóa đơn; tình hình trích nộp Bảo hiểm xã hội và Kinh phí công đoàn</w:t>
       </w:r>
       <w:r>
         <w:rPr>
@@ -879,9 +851,10 @@
         <w:tabs>
           <w:tab w:val="left" w:leader="dot" w:pos="8931"/>
         </w:tabs>
-        <w:ind w:left="284" w:firstLine="283"/>
+        <w:ind w:firstLine="567"/>
         <w:jc w:val="both"/>
         <w:rPr>
+          <w:b/>
           <w:color w:val="000000" w:themeColor="text1"/>
           <w:sz w:val="28"/>
           <w:szCs w:val="28"/>
@@ -889,27 +862,12 @@
       </w:pPr>
       <w:r>
         <w:rPr>
+          <w:b/>
           <w:color w:val="000000" w:themeColor="text1"/>
           <w:sz w:val="28"/>
           <w:szCs w:val="28"/>
         </w:rPr>
-        <w:t xml:space="preserve">Thanh tra về tình hình kê khai quyết toán thuế TNDN </w:t>
-      </w:r>
-      <w:r>
-        <w:rPr>
-          <w:color w:val="000000" w:themeColor="text1"/>
-          <w:sz w:val="28"/>
-          <w:szCs w:val="28"/>
-        </w:rPr>
-        <w:t>năm &lt;nam_ktra&gt;</w:t>
-      </w:r>
-      <w:r>
-        <w:rPr>
-          <w:color w:val="000000" w:themeColor="text1"/>
-          <w:sz w:val="28"/>
-          <w:szCs w:val="28"/>
-        </w:rPr>
-        <w:t>.</w:t>
+        <w:t>III. Phương pháp tiến hành thanh tra</w:t>
       </w:r>
     </w:p>
     <w:p>
@@ -917,37 +875,19 @@
         <w:tabs>
           <w:tab w:val="left" w:leader="dot" w:pos="8931"/>
         </w:tabs>
-        <w:ind w:left="284" w:firstLine="283"/>
+        <w:ind w:firstLine="567"/>
         <w:jc w:val="both"/>
         <w:rPr>
-          <w:color w:val="000000" w:themeColor="text1"/>
-          <w:sz w:val="28"/>
-          <w:szCs w:val="28"/>
-        </w:rPr>
-      </w:pPr>
-      <w:r>
-        <w:rPr>
-          <w:color w:val="000000" w:themeColor="text1"/>
-          <w:sz w:val="28"/>
-          <w:szCs w:val="28"/>
-        </w:rPr>
-        <w:t xml:space="preserve">Thanh tra về tình hình kê khai quyết toán thuế TNCN </w:t>
-      </w:r>
-      <w:r>
-        <w:rPr>
-          <w:color w:val="000000" w:themeColor="text1"/>
-          <w:sz w:val="28"/>
-          <w:szCs w:val="28"/>
-        </w:rPr>
-        <w:t>năm &lt;nam_ktra&gt;</w:t>
-      </w:r>
-      <w:r>
-        <w:rPr>
-          <w:color w:val="000000" w:themeColor="text1"/>
-          <w:sz w:val="28"/>
-          <w:szCs w:val="28"/>
-        </w:rPr>
-        <w:t>.</w:t>
+          <w:sz w:val="28"/>
+          <w:szCs w:val="28"/>
+        </w:rPr>
+      </w:pPr>
+      <w:r>
+        <w:rPr>
+          <w:sz w:val="28"/>
+          <w:szCs w:val="28"/>
+        </w:rPr>
+        <w:t>- Phương pháp thanh tra chung: Thực hiện thanh tra chi tiết trên sổ sách và chứng từ kế toán tại doanh nghiệp.</w:t>
       </w:r>
     </w:p>
     <w:p>
@@ -955,53 +895,19 @@
         <w:tabs>
           <w:tab w:val="left" w:leader="dot" w:pos="8931"/>
         </w:tabs>
-        <w:ind w:left="284" w:firstLine="283"/>
+        <w:ind w:firstLine="567"/>
         <w:jc w:val="both"/>
         <w:rPr>
-          <w:color w:val="000000" w:themeColor="text1"/>
-          <w:sz w:val="28"/>
-          <w:szCs w:val="28"/>
-        </w:rPr>
-      </w:pPr>
-      <w:r>
-        <w:rPr>
-          <w:color w:val="000000" w:themeColor="text1"/>
-          <w:sz w:val="28"/>
-          <w:szCs w:val="28"/>
-        </w:rPr>
-        <w:t xml:space="preserve">Thanh tra về tình hình kê khai nộp </w:t>
-      </w:r>
-      <w:r>
-        <w:rPr>
-          <w:color w:val="000000" w:themeColor="text1"/>
-          <w:sz w:val="28"/>
-          <w:szCs w:val="28"/>
-        </w:rPr>
-        <w:t>phí</w:t>
-      </w:r>
-      <w:r>
-        <w:rPr>
-          <w:color w:val="000000" w:themeColor="text1"/>
-          <w:sz w:val="28"/>
-          <w:szCs w:val="28"/>
-        </w:rPr>
-        <w:t xml:space="preserve"> môn bài </w:t>
-      </w:r>
-      <w:r>
-        <w:rPr>
-          <w:color w:val="000000" w:themeColor="text1"/>
-          <w:sz w:val="28"/>
-          <w:szCs w:val="28"/>
-        </w:rPr>
-        <w:t>năm &lt;nam_ktra&gt;</w:t>
-      </w:r>
-      <w:r>
-        <w:rPr>
-          <w:color w:val="000000" w:themeColor="text1"/>
-          <w:sz w:val="28"/>
-          <w:szCs w:val="28"/>
-        </w:rPr>
-        <w:t>.</w:t>
+          <w:sz w:val="28"/>
+          <w:szCs w:val="28"/>
+        </w:rPr>
+      </w:pPr>
+      <w:r>
+        <w:rPr>
+          <w:sz w:val="28"/>
+          <w:szCs w:val="28"/>
+        </w:rPr>
+        <w:t>- Về doanh thu và thuế GTGT: Thực hiện kiểm tra theo đúng trình tự hạch toán kế toán bắt đầu từ chứng từ gốc đến bảng kê, tờ khai, sổ kế toán và cuối cùng là báo cáo tổng hợp.</w:t>
       </w:r>
     </w:p>
     <w:p>
@@ -1009,37 +915,19 @@
         <w:tabs>
           <w:tab w:val="left" w:leader="dot" w:pos="8931"/>
         </w:tabs>
-        <w:ind w:left="284" w:firstLine="283"/>
+        <w:ind w:firstLine="567"/>
         <w:jc w:val="both"/>
         <w:rPr>
-          <w:color w:val="000000" w:themeColor="text1"/>
-          <w:sz w:val="28"/>
-          <w:szCs w:val="28"/>
-        </w:rPr>
-      </w:pPr>
-      <w:r>
-        <w:rPr>
-          <w:color w:val="000000" w:themeColor="text1"/>
-          <w:sz w:val="28"/>
-          <w:szCs w:val="28"/>
-        </w:rPr>
-        <w:t>Thanh tra tình hình trích nộp BHXH và KPCĐ</w:t>
-      </w:r>
-      <w:r>
-        <w:rPr>
-          <w:color w:val="000000" w:themeColor="text1"/>
-          <w:sz w:val="28"/>
-          <w:szCs w:val="28"/>
-        </w:rPr>
-        <w:t>, BHYT</w:t>
-      </w:r>
-      <w:r>
-        <w:rPr>
-          <w:color w:val="000000" w:themeColor="text1"/>
-          <w:sz w:val="28"/>
-          <w:szCs w:val="28"/>
-        </w:rPr>
-        <w:t xml:space="preserve"> cho người lao động.</w:t>
+          <w:sz w:val="28"/>
+          <w:szCs w:val="28"/>
+        </w:rPr>
+      </w:pPr>
+      <w:r>
+        <w:rPr>
+          <w:sz w:val="28"/>
+          <w:szCs w:val="28"/>
+        </w:rPr>
+        <w:t>- Về chi phí hợp lý hợp lệ để xác định thu nhập chịu thuế TNDN: Thực hiện kiểm tra từ các số liệu trên báo cáo tổng hợp ( báo cáo tài chính và báo cáo thuế) đến sổ sách kế toán, bảng kê, nhật ký chứng từ, chứng từ ghi sổ và cuối cùng là  chứng từ gốc. Cụ thể cần kiểm tra chi tiết theo từng khoản mục chi phí; áp dụng phương pháp chọn mẫu( theo số tiền chi lớn; theo khách hàng…)</w:t>
       </w:r>
     </w:p>
     <w:p>
@@ -1047,23 +935,19 @@
         <w:tabs>
           <w:tab w:val="left" w:leader="dot" w:pos="8931"/>
         </w:tabs>
-        <w:ind w:left="284" w:firstLine="283"/>
+        <w:ind w:firstLine="567"/>
         <w:jc w:val="both"/>
         <w:rPr>
-          <w:b/>
-          <w:color w:val="000000" w:themeColor="text1"/>
-          <w:sz w:val="28"/>
-          <w:szCs w:val="28"/>
-        </w:rPr>
-      </w:pPr>
-      <w:r>
-        <w:rPr>
-          <w:b/>
-          <w:color w:val="000000" w:themeColor="text1"/>
-          <w:sz w:val="28"/>
-          <w:szCs w:val="28"/>
-        </w:rPr>
-        <w:t>III. Phương pháp tiến hành thanh tra:</w:t>
+          <w:sz w:val="28"/>
+          <w:szCs w:val="28"/>
+        </w:rPr>
+      </w:pPr>
+      <w:r>
+        <w:rPr>
+          <w:sz w:val="28"/>
+          <w:szCs w:val="28"/>
+        </w:rPr>
+        <w:t>+ Kiểm tra các khoản chi phí vượt định mức khống chế (quảng cáo, tiếp thị, vật liệu, nhân công và các khoản trích nhưng chưa đến kỳ quyết toán)</w:t>
       </w:r>
     </w:p>
     <w:p>
@@ -1071,7 +955,7 @@
         <w:tabs>
           <w:tab w:val="left" w:leader="dot" w:pos="8931"/>
         </w:tabs>
-        <w:ind w:left="284" w:firstLine="283"/>
+        <w:ind w:firstLine="567"/>
         <w:jc w:val="both"/>
         <w:rPr>
           <w:sz w:val="28"/>
@@ -1083,21 +967,7 @@
           <w:sz w:val="28"/>
           <w:szCs w:val="28"/>
         </w:rPr>
-        <w:t>- Phương pháp than</w:t>
-      </w:r>
-      <w:r>
-        <w:rPr>
-          <w:sz w:val="28"/>
-          <w:szCs w:val="28"/>
-        </w:rPr>
-        <w:t>h tra chung: Thực hiện thanh tra</w:t>
-      </w:r>
-      <w:r>
-        <w:rPr>
-          <w:sz w:val="28"/>
-          <w:szCs w:val="28"/>
-        </w:rPr>
-        <w:t xml:space="preserve"> chi tiết trên sổ sách và chứng từ kế toán tại doanh nghiệp.</w:t>
+        <w:t>+ Kiểm tra phân bổ chi phí phù hợp với doanh thu trong kỳ.</w:t>
       </w:r>
     </w:p>
     <w:p>
@@ -1105,7 +975,7 @@
         <w:tabs>
           <w:tab w:val="left" w:leader="dot" w:pos="8931"/>
         </w:tabs>
-        <w:ind w:left="284" w:firstLine="283"/>
+        <w:ind w:firstLine="567"/>
         <w:jc w:val="both"/>
         <w:rPr>
           <w:sz w:val="28"/>
@@ -1117,76 +987,7 @@
           <w:sz w:val="28"/>
           <w:szCs w:val="28"/>
         </w:rPr>
-        <w:t>- Về doanh thu và thuế GTGT: Thực hiện kiểm tra theo đúng trình tự hạch toán kế toán bắt đầu từ chứng từ gốc đến bảng kê, tờ khai, sổ kế toán và cuối cùng là báo cáo tổng hợp.</w:t>
-      </w:r>
-    </w:p>
-    <w:p>
-      <w:pPr>
-        <w:tabs>
-          <w:tab w:val="left" w:leader="dot" w:pos="8931"/>
-        </w:tabs>
-        <w:ind w:left="284" w:firstLine="283"/>
-        <w:jc w:val="both"/>
-        <w:rPr>
-          <w:sz w:val="28"/>
-          <w:szCs w:val="28"/>
-        </w:rPr>
-      </w:pPr>
-      <w:r>
-        <w:rPr>
-          <w:sz w:val="28"/>
-          <w:szCs w:val="28"/>
-        </w:rPr>
-        <w:t>- Về chi phí hợp lý hợp lệ để xác định thu nh</w:t>
-      </w:r>
-      <w:r>
-        <w:rPr>
-          <w:sz w:val="28"/>
-          <w:szCs w:val="28"/>
-        </w:rPr>
-        <w:t>ậ</w:t>
-      </w:r>
-      <w:r>
-        <w:rPr>
-          <w:sz w:val="28"/>
-          <w:szCs w:val="28"/>
-        </w:rPr>
-        <w:t>p chịu thuế TNDN: Thực hiện kiểm tra từ các số liệu trên báo cáo tổng hợp</w:t>
-      </w:r>
-      <w:r>
-        <w:rPr>
-          <w:sz w:val="28"/>
-          <w:szCs w:val="28"/>
-        </w:rPr>
-        <w:t xml:space="preserve"> </w:t>
-      </w:r>
-      <w:r>
-        <w:rPr>
-          <w:sz w:val="28"/>
-          <w:szCs w:val="28"/>
-        </w:rPr>
-        <w:t xml:space="preserve">( báo cáo tài chính và báo cáo thuế) đến sổ sách kế toán, bảng kê, nhật ký chứng từ, chứng từ ghi sổ và cuối cùng là </w:t>
-      </w:r>
-      <w:r>
-        <w:rPr>
-          <w:sz w:val="28"/>
-          <w:szCs w:val="28"/>
-        </w:rPr>
-        <w:t xml:space="preserve"> chứng từ gốc. Cụ thể cần kiểm tra chi tiết theo từng khoản mục </w:t>
-      </w:r>
-      <w:r>
-        <w:rPr>
-          <w:sz w:val="28"/>
-          <w:szCs w:val="28"/>
-        </w:rPr>
-        <w:t>chi phí; áp dụng phương pháp chọ</w:t>
-      </w:r>
-      <w:r>
-        <w:rPr>
-          <w:sz w:val="28"/>
-          <w:szCs w:val="28"/>
-        </w:rPr>
-        <w:t>n mẫu( theo số tiền chi lớn; theo khách hàng…)</w:t>
+        <w:t>+ Kiểm tra các khoản tăng giảm chi phí.</w:t>
       </w:r>
     </w:p>
     <w:p>
@@ -1206,180 +1007,8 @@
           <w:sz w:val="28"/>
           <w:szCs w:val="28"/>
         </w:rPr>
-        <w:t xml:space="preserve">   </w:t>
-      </w:r>
-      <w:r>
-        <w:rPr>
-          <w:sz w:val="28"/>
-          <w:szCs w:val="28"/>
-        </w:rPr>
-        <w:t>+ Kiểm tra các khoản chi phí vượt định mức khống chế</w:t>
-      </w:r>
-      <w:r>
-        <w:rPr>
-          <w:sz w:val="28"/>
-          <w:szCs w:val="28"/>
-        </w:rPr>
-        <w:t xml:space="preserve"> (</w:t>
-      </w:r>
-      <w:r>
-        <w:rPr>
-          <w:sz w:val="28"/>
-          <w:szCs w:val="28"/>
-        </w:rPr>
-        <w:t xml:space="preserve">quảng cáo, tiếp thị, </w:t>
-      </w:r>
-      <w:r>
-        <w:rPr>
-          <w:sz w:val="28"/>
-          <w:szCs w:val="28"/>
-        </w:rPr>
-        <w:t>vật liệu</w:t>
-      </w:r>
-      <w:r>
-        <w:rPr>
-          <w:sz w:val="28"/>
-          <w:szCs w:val="28"/>
-        </w:rPr>
-        <w:t>,</w:t>
-      </w:r>
-      <w:r>
-        <w:rPr>
-          <w:sz w:val="28"/>
-          <w:szCs w:val="28"/>
-        </w:rPr>
-        <w:t xml:space="preserve"> nhân công và các khoản</w:t>
-      </w:r>
-      <w:r>
-        <w:rPr>
-          <w:sz w:val="28"/>
-          <w:szCs w:val="28"/>
-        </w:rPr>
-        <w:t xml:space="preserve"> trích nhưng chưa đến kỳ quyết toán)</w:t>
-      </w:r>
-    </w:p>
-    <w:p>
-      <w:pPr>
-        <w:tabs>
-          <w:tab w:val="left" w:leader="dot" w:pos="8931"/>
-        </w:tabs>
-        <w:ind w:left="360"/>
-        <w:jc w:val="both"/>
-        <w:rPr>
-          <w:sz w:val="28"/>
-          <w:szCs w:val="28"/>
-        </w:rPr>
-      </w:pPr>
-      <w:r>
-        <w:rPr>
-          <w:sz w:val="28"/>
-          <w:szCs w:val="28"/>
-        </w:rPr>
         <w:lastRenderedPageBreak/>
-        <w:t xml:space="preserve">   </w:t>
-      </w:r>
-      <w:r>
-        <w:rPr>
-          <w:sz w:val="28"/>
-          <w:szCs w:val="28"/>
-        </w:rPr>
-        <w:t>+ Kiểm tra phân bổ chi phí phù hợp với doanh thu trong kỳ.</w:t>
-      </w:r>
-    </w:p>
-    <w:p>
-      <w:pPr>
-        <w:tabs>
-          <w:tab w:val="left" w:leader="dot" w:pos="8931"/>
-        </w:tabs>
-        <w:ind w:left="360"/>
-        <w:jc w:val="both"/>
-        <w:rPr>
-          <w:sz w:val="28"/>
-          <w:szCs w:val="28"/>
-        </w:rPr>
-      </w:pPr>
-      <w:r>
-        <w:rPr>
-          <w:sz w:val="28"/>
-          <w:szCs w:val="28"/>
-        </w:rPr>
-        <w:t xml:space="preserve">   </w:t>
-      </w:r>
-      <w:r>
-        <w:rPr>
-          <w:sz w:val="28"/>
-          <w:szCs w:val="28"/>
-        </w:rPr>
-        <w:t>+ Kiểm tra các khoản tăng giảm chi phí.</w:t>
-      </w:r>
-    </w:p>
-    <w:p>
-      <w:pPr>
-        <w:tabs>
-          <w:tab w:val="left" w:leader="dot" w:pos="8931"/>
-        </w:tabs>
-        <w:ind w:left="360"/>
-        <w:jc w:val="both"/>
-        <w:rPr>
-          <w:sz w:val="28"/>
-          <w:szCs w:val="28"/>
-        </w:rPr>
-      </w:pPr>
-      <w:r>
-        <w:rPr>
-          <w:sz w:val="28"/>
-          <w:szCs w:val="28"/>
-        </w:rPr>
-        <w:t>- C</w:t>
-      </w:r>
-      <w:r>
-        <w:rPr>
-          <w:sz w:val="28"/>
-          <w:szCs w:val="28"/>
-        </w:rPr>
-        <w:t xml:space="preserve">ác loại thuế khác như thuế TNCN, </w:t>
-      </w:r>
-      <w:r>
-        <w:rPr>
-          <w:sz w:val="28"/>
-          <w:szCs w:val="28"/>
-        </w:rPr>
-        <w:t>lệ phí</w:t>
-      </w:r>
-      <w:r>
-        <w:rPr>
-          <w:sz w:val="28"/>
-          <w:szCs w:val="28"/>
-        </w:rPr>
-        <w:t xml:space="preserve"> môn bài,… Kiểm tra cụ thể căn cứ tính th</w:t>
-      </w:r>
-      <w:r>
-        <w:rPr>
-          <w:sz w:val="28"/>
-          <w:szCs w:val="28"/>
-        </w:rPr>
-        <w:t>uế, mức thu, thuế</w:t>
-      </w:r>
-      <w:r>
-        <w:rPr>
-          <w:sz w:val="28"/>
-          <w:szCs w:val="28"/>
-        </w:rPr>
-        <w:t xml:space="preserve"> </w:t>
-      </w:r>
-      <w:r>
-        <w:rPr>
-          <w:sz w:val="28"/>
-          <w:szCs w:val="28"/>
-        </w:rPr>
-        <w:t xml:space="preserve">xuất của từng loại để xác định </w:t>
-      </w:r>
-      <w:r>
-        <w:rPr>
-          <w:sz w:val="28"/>
-          <w:szCs w:val="28"/>
-        </w:rPr>
-        <w:t>số thuế phải nộp theo đúng quy định.</w:t>
+        <w:t>- Các loại thuế khác như thuế TNCN, lệ phí môn bài,… Kiểm tra cụ thể căn cứ tính thuế, mức thu, thuế xuất của từng loại để xác định số thuế phải nộp theo đúng quy định.</w:t>
       </w:r>
     </w:p>
     <w:p>
@@ -1452,7 +1081,21 @@
           <w:sz w:val="28"/>
           <w:szCs w:val="28"/>
         </w:rPr>
-        <w:t xml:space="preserve">về việc thanh tra thuế tại </w:t>
+        <w:t>về việc thanh tra</w:t>
+      </w:r>
+      <w:r>
+        <w:rPr>
+          <w:sz w:val="28"/>
+          <w:szCs w:val="28"/>
+        </w:rPr>
+        <w:t xml:space="preserve"> chấp hành pháp luật</w:t>
+      </w:r>
+      <w:r>
+        <w:rPr>
+          <w:sz w:val="28"/>
+          <w:szCs w:val="28"/>
+        </w:rPr>
+        <w:t xml:space="preserve"> thuế tại </w:t>
       </w:r>
       <w:r>
         <w:rPr>
@@ -1461,6 +1104,14 @@
           <w:lang w:val="nl-NL"/>
         </w:rPr>
         <w:t>&lt;ten_dv&gt;</w:t>
+      </w:r>
+      <w:r>
+        <w:rPr>
+          <w:sz w:val="28"/>
+          <w:szCs w:val="28"/>
+          <w:lang w:val="nl-NL"/>
+        </w:rPr>
+        <w:t>,</w:t>
       </w:r>
       <w:r>
         <w:rPr>
@@ -1546,28 +1197,35 @@
           <w:sz w:val="28"/>
           <w:szCs w:val="28"/>
         </w:rPr>
-        <w:t xml:space="preserve">+ Đề nghị người nộp thuế </w:t>
-      </w:r>
-      <w:r>
-        <w:rPr>
-          <w:sz w:val="28"/>
-          <w:szCs w:val="28"/>
-        </w:rPr>
-        <w:t>cung cấp nhưng thông tin, hồ sơ, sổ sách, báo cáo, chứng từ kế toán liên quan</w:t>
-      </w:r>
-      <w:r>
-        <w:rPr>
-          <w:sz w:val="28"/>
-          <w:szCs w:val="28"/>
-        </w:rPr>
-        <w:t xml:space="preserve"> đến thời kỳ thanh tra và trướ</w:t>
-      </w:r>
-      <w:r>
-        <w:rPr>
-          <w:sz w:val="28"/>
-          <w:szCs w:val="28"/>
-        </w:rPr>
-        <w:t>c, sau thời kỳ thanh tra nếu thấy cần thiết.</w:t>
+        <w:t xml:space="preserve">+ </w:t>
+      </w:r>
+      <w:r>
+        <w:rPr>
+          <w:sz w:val="28"/>
+          <w:szCs w:val="28"/>
+        </w:rPr>
+        <w:t>Đề nghị người nộp thuế cung cấp nh</w:t>
+      </w:r>
+      <w:r>
+        <w:rPr>
+          <w:sz w:val="28"/>
+          <w:szCs w:val="28"/>
+        </w:rPr>
+        <w:t>ữ</w:t>
+      </w:r>
+      <w:r>
+        <w:rPr>
+          <w:sz w:val="28"/>
+          <w:szCs w:val="28"/>
+        </w:rPr>
+        <w:t>ng thông tin, hồ sơ, sổ sách, báo cáo, chứng từ kế toán liên quan đến thời kỳ thanh tra và trước, sau thời kỳ thanh tra nếu thấy cần thiết</w:t>
+      </w:r>
+      <w:r>
+        <w:rPr>
+          <w:sz w:val="28"/>
+          <w:szCs w:val="28"/>
+        </w:rPr>
+        <w:t>.</w:t>
       </w:r>
     </w:p>
     <w:p>
@@ -1723,14 +1381,21 @@
           <w:sz w:val="28"/>
           <w:szCs w:val="28"/>
         </w:rPr>
-        <w:t xml:space="preserve"> thanh tra T</w:t>
-      </w:r>
-      <w:r>
-        <w:rPr>
-          <w:sz w:val="28"/>
-          <w:szCs w:val="28"/>
-        </w:rPr>
-        <w:t>huế.</w:t>
+        <w:t xml:space="preserve"> </w:t>
+      </w:r>
+      <w:r>
+        <w:rPr>
+          <w:sz w:val="28"/>
+          <w:szCs w:val="28"/>
+        </w:rPr>
+        <w:t>Thanh tra – Kiểm tra số 4</w:t>
+      </w:r>
+      <w:r>
+        <w:rPr>
+          <w:sz w:val="28"/>
+          <w:szCs w:val="28"/>
+        </w:rPr>
+        <w:t>.</w:t>
       </w:r>
     </w:p>
     <w:p>
@@ -3430,7 +3095,6 @@
                 <w:sz w:val="28"/>
                 <w:szCs w:val="28"/>
               </w:rPr>
-              <w:lastRenderedPageBreak/>
               <w:t>+ &lt;ten_cb&gt;</w:t>
             </w:r>
           </w:p>
@@ -3573,6 +3237,7 @@
                 <w:sz w:val="28"/>
                 <w:szCs w:val="28"/>
               </w:rPr>
+              <w:lastRenderedPageBreak/>
               <w:t>+ &lt;ten_cb&gt;</w:t>
             </w:r>
           </w:p>
@@ -3924,17 +3589,17 @@
     </w:p>
     <w:tbl>
       <w:tblPr>
-        <w:tblW w:w="9403" w:type="dxa"/>
+        <w:tblW w:w="9579" w:type="dxa"/>
         <w:tblLook w:val="01E0" w:firstRow="1" w:lastRow="1" w:firstColumn="1" w:lastColumn="1" w:noHBand="0" w:noVBand="0"/>
       </w:tblPr>
       <w:tblGrid>
-        <w:gridCol w:w="4786"/>
+        <w:gridCol w:w="4962"/>
         <w:gridCol w:w="4617"/>
       </w:tblGrid>
       <w:tr>
         <w:tc>
           <w:tcPr>
-            <w:tcW w:w="4786" w:type="dxa"/>
+            <w:tcW w:w="4962" w:type="dxa"/>
           </w:tcPr>
           <w:p>
             <w:pPr>
@@ -3951,9 +3616,14 @@
                 <w:sz w:val="28"/>
                 <w:szCs w:val="28"/>
               </w:rPr>
-              <w:t>Phê duyệt của Lãnh đạo</w:t>
-            </w:r>
-          </w:p>
+              <w:t>Ý KIẾN LÃNH ĐẠO CHI CỤC THUẾ</w:t>
+            </w:r>
+          </w:p>
+        </w:tc>
+        <w:tc>
+          <w:tcPr>
+            <w:tcW w:w="4617" w:type="dxa"/>
+          </w:tcPr>
           <w:p>
             <w:pPr>
               <w:jc w:val="center"/>
@@ -3969,30 +3639,7 @@
                 <w:sz w:val="28"/>
                 <w:szCs w:val="28"/>
               </w:rPr>
-              <w:t>cơ quan Thuế</w:t>
-            </w:r>
-          </w:p>
-        </w:tc>
-        <w:tc>
-          <w:tcPr>
-            <w:tcW w:w="4617" w:type="dxa"/>
-          </w:tcPr>
-          <w:p>
-            <w:pPr>
-              <w:jc w:val="center"/>
-              <w:rPr>
-                <w:b/>
-                <w:sz w:val="28"/>
-                <w:szCs w:val="28"/>
-              </w:rPr>
-            </w:pPr>
-            <w:r>
-              <w:rPr>
-                <w:b/>
-                <w:sz w:val="28"/>
-                <w:szCs w:val="28"/>
-              </w:rPr>
-              <w:t>Trưởng đoàn thanh tra</w:t>
+              <w:t>TRƯỞNG ĐOÀN</w:t>
             </w:r>
           </w:p>
         </w:tc>
@@ -4046,7 +3693,7 @@
     <w:p>
       <w:pPr>
         <w:tabs>
-          <w:tab w:val="center" w:pos="7088"/>
+          <w:tab w:val="center" w:pos="7230"/>
         </w:tabs>
         <w:rPr>
           <w:b/>
@@ -4077,7 +3724,7 @@
 </file>
 
 <file path=word/endnotes.xml><?xml version="1.0" encoding="utf-8"?>
-<w:endnotes xmlns:wpc="http://schemas.microsoft.com/office/word/2010/wordprocessingCanvas" xmlns:cx="http://schemas.microsoft.com/office/drawing/2014/chartex" xmlns:cx1="http://schemas.microsoft.com/office/drawing/2015/9/8/chartex" xmlns:cx2="http://schemas.microsoft.com/office/drawing/2015/10/21/chartex" xmlns:cx3="http://schemas.microsoft.com/office/drawing/2016/5/9/chartex" xmlns:cx4="http://schemas.microsoft.com/office/drawing/2016/5/10/chartex" xmlns:cx5="http://schemas.microsoft.com/office/drawing/2016/5/11/chartex" xmlns:cx6="http://schemas.microsoft.com/office/drawing/2016/5/12/chartex" xmlns:cx7="http://schemas.microsoft.com/office/drawing/2016/5/13/chartex" xmlns:cx8="http://schemas.microsoft.com/office/drawing/2016/5/14/chartex" xmlns:mc="http://schemas.openxmlformats.org/markup-compatibility/2006" xmlns:aink="http://schemas.microsoft.com/office/drawing/2016/ink" xmlns:am3d="http://schemas.microsoft.com/office/drawing/2017/model3d" xmlns:o="urn:schemas-microsoft-com:office:office" xmlns:r="http://schemas.openxmlformats.org/officeDocument/2006/relationships" xmlns:m="http://schemas.openxmlformats.org/officeDocument/2006/math" xmlns:v="urn:schemas-microsoft-com:vml" xmlns:wp14="http://schemas.microsoft.com/office/word/2010/wordprocessingDrawing" xmlns:wp="http://schemas.openxmlformats.org/drawingml/2006/wordprocessingDrawing" xmlns:w10="urn:schemas-microsoft-com:office:word" xmlns:w="http://schemas.openxmlformats.org/wordprocessingml/2006/main" xmlns:w14="http://schemas.microsoft.com/office/word/2010/wordml" xmlns:w15="http://schemas.microsoft.com/office/word/2012/wordml" xmlns:w16cex="http://schemas.microsoft.com/office/word/2018/wordml/cex" xmlns:w16cid="http://schemas.microsoft.com/office/word/2016/wordml/cid" xmlns:w16="http://schemas.microsoft.com/office/word/2018/wordml" xmlns:w16sdtdh="http://schemas.microsoft.com/office/word/2020/wordml/sdtdatahash" xmlns:w16se="http://schemas.microsoft.com/office/word/2015/wordml/symex" xmlns:wpg="http://schemas.microsoft.com/office/word/2010/wordprocessingGroup" xmlns:wpi="http://schemas.microsoft.com/office/word/2010/wordprocessingInk" xmlns:wne="http://schemas.microsoft.com/office/word/2006/wordml" xmlns:wps="http://schemas.microsoft.com/office/word/2010/wordprocessingShape" mc:Ignorable="w14 w15 w16se w16cid w16 w16cex w16sdtdh wp14">
+<w:endnotes xmlns:wpc="http://schemas.microsoft.com/office/word/2010/wordprocessingCanvas" xmlns:cx="http://schemas.microsoft.com/office/drawing/2014/chartex" xmlns:cx1="http://schemas.microsoft.com/office/drawing/2015/9/8/chartex" xmlns:cx2="http://schemas.microsoft.com/office/drawing/2015/10/21/chartex" xmlns:cx3="http://schemas.microsoft.com/office/drawing/2016/5/9/chartex" xmlns:cx4="http://schemas.microsoft.com/office/drawing/2016/5/10/chartex" xmlns:cx5="http://schemas.microsoft.com/office/drawing/2016/5/11/chartex" xmlns:cx6="http://schemas.microsoft.com/office/drawing/2016/5/12/chartex" xmlns:cx7="http://schemas.microsoft.com/office/drawing/2016/5/13/chartex" xmlns:cx8="http://schemas.microsoft.com/office/drawing/2016/5/14/chartex" xmlns:mc="http://schemas.openxmlformats.org/markup-compatibility/2006" xmlns:aink="http://schemas.microsoft.com/office/drawing/2016/ink" xmlns:am3d="http://schemas.microsoft.com/office/drawing/2017/model3d" xmlns:o="urn:schemas-microsoft-com:office:office" xmlns:oel="http://schemas.microsoft.com/office/2019/extlst" xmlns:r="http://schemas.openxmlformats.org/officeDocument/2006/relationships" xmlns:m="http://schemas.openxmlformats.org/officeDocument/2006/math" xmlns:v="urn:schemas-microsoft-com:vml" xmlns:wp14="http://schemas.microsoft.com/office/word/2010/wordprocessingDrawing" xmlns:wp="http://schemas.openxmlformats.org/drawingml/2006/wordprocessingDrawing" xmlns:w10="urn:schemas-microsoft-com:office:word" xmlns:w="http://schemas.openxmlformats.org/wordprocessingml/2006/main" xmlns:w14="http://schemas.microsoft.com/office/word/2010/wordml" xmlns:w15="http://schemas.microsoft.com/office/word/2012/wordml" xmlns:w16cex="http://schemas.microsoft.com/office/word/2018/wordml/cex" xmlns:w16cid="http://schemas.microsoft.com/office/word/2016/wordml/cid" xmlns:w16="http://schemas.microsoft.com/office/word/2018/wordml" xmlns:w16du="http://schemas.microsoft.com/office/word/2023/wordml/word16du" xmlns:w16sdtdh="http://schemas.microsoft.com/office/word/2020/wordml/sdtdatahash" xmlns:w16sdtfl="http://schemas.microsoft.com/office/word/2024/wordml/sdtformatlock" xmlns:w16se="http://schemas.microsoft.com/office/word/2015/wordml/symex" xmlns:wpg="http://schemas.microsoft.com/office/word/2010/wordprocessingGroup" xmlns:wpi="http://schemas.microsoft.com/office/word/2010/wordprocessingInk" xmlns:wne="http://schemas.microsoft.com/office/word/2006/wordml" xmlns:wps="http://schemas.microsoft.com/office/word/2010/wordprocessingShape" mc:Ignorable="w14 w15 w16se w16cid w16 w16cex w16sdtdh w16sdtfl w16du wp14">
   <w:endnote w:type="separator" w:id="-1">
     <w:p>
       <w:r>
@@ -4096,7 +3743,7 @@
 </file>
 
 <file path=word/footnotes.xml><?xml version="1.0" encoding="utf-8"?>
-<w:footnotes xmlns:wpc="http://schemas.microsoft.com/office/word/2010/wordprocessingCanvas" xmlns:cx="http://schemas.microsoft.com/office/drawing/2014/chartex" xmlns:cx1="http://schemas.microsoft.com/office/drawing/2015/9/8/chartex" xmlns:cx2="http://schemas.microsoft.com/office/drawing/2015/10/21/chartex" xmlns:cx3="http://schemas.microsoft.com/office/drawing/2016/5/9/chartex" xmlns:cx4="http://schemas.microsoft.com/office/drawing/2016/5/10/chartex" xmlns:cx5="http://schemas.microsoft.com/office/drawing/2016/5/11/chartex" xmlns:cx6="http://schemas.microsoft.com/office/drawing/2016/5/12/chartex" xmlns:cx7="http://schemas.microsoft.com/office/drawing/2016/5/13/chartex" xmlns:cx8="http://schemas.microsoft.com/office/drawing/2016/5/14/chartex" xmlns:mc="http://schemas.openxmlformats.org/markup-compatibility/2006" xmlns:aink="http://schemas.microsoft.com/office/drawing/2016/ink" xmlns:am3d="http://schemas.microsoft.com/office/drawing/2017/model3d" xmlns:o="urn:schemas-microsoft-com:office:office" xmlns:r="http://schemas.openxmlformats.org/officeDocument/2006/relationships" xmlns:m="http://schemas.openxmlformats.org/officeDocument/2006/math" xmlns:v="urn:schemas-microsoft-com:vml" xmlns:wp14="http://schemas.microsoft.com/office/word/2010/wordprocessingDrawing" xmlns:wp="http://schemas.openxmlformats.org/drawingml/2006/wordprocessingDrawing" xmlns:w10="urn:schemas-microsoft-com:office:word" xmlns:w="http://schemas.openxmlformats.org/wordprocessingml/2006/main" xmlns:w14="http://schemas.microsoft.com/office/word/2010/wordml" xmlns:w15="http://schemas.microsoft.com/office/word/2012/wordml" xmlns:w16cex="http://schemas.microsoft.com/office/word/2018/wordml/cex" xmlns:w16cid="http://schemas.microsoft.com/office/word/2016/wordml/cid" xmlns:w16="http://schemas.microsoft.com/office/word/2018/wordml" xmlns:w16sdtdh="http://schemas.microsoft.com/office/word/2020/wordml/sdtdatahash" xmlns:w16se="http://schemas.microsoft.com/office/word/2015/wordml/symex" xmlns:wpg="http://schemas.microsoft.com/office/word/2010/wordprocessingGroup" xmlns:wpi="http://schemas.microsoft.com/office/word/2010/wordprocessingInk" xmlns:wne="http://schemas.microsoft.com/office/word/2006/wordml" xmlns:wps="http://schemas.microsoft.com/office/word/2010/wordprocessingShape" mc:Ignorable="w14 w15 w16se w16cid w16 w16cex w16sdtdh wp14">
+<w:footnotes xmlns:wpc="http://schemas.microsoft.com/office/word/2010/wordprocessingCanvas" xmlns:cx="http://schemas.microsoft.com/office/drawing/2014/chartex" xmlns:cx1="http://schemas.microsoft.com/office/drawing/2015/9/8/chartex" xmlns:cx2="http://schemas.microsoft.com/office/drawing/2015/10/21/chartex" xmlns:cx3="http://schemas.microsoft.com/office/drawing/2016/5/9/chartex" xmlns:cx4="http://schemas.microsoft.com/office/drawing/2016/5/10/chartex" xmlns:cx5="http://schemas.microsoft.com/office/drawing/2016/5/11/chartex" xmlns:cx6="http://schemas.microsoft.com/office/drawing/2016/5/12/chartex" xmlns:cx7="http://schemas.microsoft.com/office/drawing/2016/5/13/chartex" xmlns:cx8="http://schemas.microsoft.com/office/drawing/2016/5/14/chartex" xmlns:mc="http://schemas.openxmlformats.org/markup-compatibility/2006" xmlns:aink="http://schemas.microsoft.com/office/drawing/2016/ink" xmlns:am3d="http://schemas.microsoft.com/office/drawing/2017/model3d" xmlns:o="urn:schemas-microsoft-com:office:office" xmlns:oel="http://schemas.microsoft.com/office/2019/extlst" xmlns:r="http://schemas.openxmlformats.org/officeDocument/2006/relationships" xmlns:m="http://schemas.openxmlformats.org/officeDocument/2006/math" xmlns:v="urn:schemas-microsoft-com:vml" xmlns:wp14="http://schemas.microsoft.com/office/word/2010/wordprocessingDrawing" xmlns:wp="http://schemas.openxmlformats.org/drawingml/2006/wordprocessingDrawing" xmlns:w10="urn:schemas-microsoft-com:office:word" xmlns:w="http://schemas.openxmlformats.org/wordprocessingml/2006/main" xmlns:w14="http://schemas.microsoft.com/office/word/2010/wordml" xmlns:w15="http://schemas.microsoft.com/office/word/2012/wordml" xmlns:w16cex="http://schemas.microsoft.com/office/word/2018/wordml/cex" xmlns:w16cid="http://schemas.microsoft.com/office/word/2016/wordml/cid" xmlns:w16="http://schemas.microsoft.com/office/word/2018/wordml" xmlns:w16du="http://schemas.microsoft.com/office/word/2023/wordml/word16du" xmlns:w16sdtdh="http://schemas.microsoft.com/office/word/2020/wordml/sdtdatahash" xmlns:w16sdtfl="http://schemas.microsoft.com/office/word/2024/wordml/sdtformatlock" xmlns:w16se="http://schemas.microsoft.com/office/word/2015/wordml/symex" xmlns:wpg="http://schemas.microsoft.com/office/word/2010/wordprocessingGroup" xmlns:wpi="http://schemas.microsoft.com/office/word/2010/wordprocessingInk" xmlns:wne="http://schemas.microsoft.com/office/word/2006/wordml" xmlns:wps="http://schemas.microsoft.com/office/word/2010/wordprocessingShape" mc:Ignorable="w14 w15 w16se w16cid w16 w16cex w16sdtdh w16sdtfl w16du wp14">
   <w:footnote w:type="separator" w:id="-1">
     <w:p>
       <w:r>
@@ -4115,7 +3762,7 @@
 </file>
 
 <file path=word/numbering.xml><?xml version="1.0" encoding="utf-8"?>
-<w:numbering xmlns:wpc="http://schemas.microsoft.com/office/word/2010/wordprocessingCanvas" xmlns:cx="http://schemas.microsoft.com/office/drawing/2014/chartex" xmlns:cx1="http://schemas.microsoft.com/office/drawing/2015/9/8/chartex" xmlns:cx2="http://schemas.microsoft.com/office/drawing/2015/10/21/chartex" xmlns:cx3="http://schemas.microsoft.com/office/drawing/2016/5/9/chartex" xmlns:cx4="http://schemas.microsoft.com/office/drawing/2016/5/10/chartex" xmlns:cx5="http://schemas.microsoft.com/office/drawing/2016/5/11/chartex" xmlns:cx6="http://schemas.microsoft.com/office/drawing/2016/5/12/chartex" xmlns:cx7="http://schemas.microsoft.com/office/drawing/2016/5/13/chartex" xmlns:cx8="http://schemas.microsoft.com/office/drawing/2016/5/14/chartex" xmlns:mc="http://schemas.openxmlformats.org/markup-compatibility/2006" xmlns:aink="http://schemas.microsoft.com/office/drawing/2016/ink" xmlns:am3d="http://schemas.microsoft.com/office/drawing/2017/model3d" xmlns:o="urn:schemas-microsoft-com:office:office" xmlns:r="http://schemas.openxmlformats.org/officeDocument/2006/relationships" xmlns:m="http://schemas.openxmlformats.org/officeDocument/2006/math" xmlns:v="urn:schemas-microsoft-com:vml" xmlns:wp14="http://schemas.microsoft.com/office/word/2010/wordprocessingDrawing" xmlns:wp="http://schemas.openxmlformats.org/drawingml/2006/wordprocessingDrawing" xmlns:w10="urn:schemas-microsoft-com:office:word" xmlns:w="http://schemas.openxmlformats.org/wordprocessingml/2006/main" xmlns:w14="http://schemas.microsoft.com/office/word/2010/wordml" xmlns:w15="http://schemas.microsoft.com/office/word/2012/wordml" xmlns:w16cex="http://schemas.microsoft.com/office/word/2018/wordml/cex" xmlns:w16cid="http://schemas.microsoft.com/office/word/2016/wordml/cid" xmlns:w16="http://schemas.microsoft.com/office/word/2018/wordml" xmlns:w16sdtdh="http://schemas.microsoft.com/office/word/2020/wordml/sdtdatahash" xmlns:w16se="http://schemas.microsoft.com/office/word/2015/wordml/symex" xmlns:wpg="http://schemas.microsoft.com/office/word/2010/wordprocessingGroup" xmlns:wpi="http://schemas.microsoft.com/office/word/2010/wordprocessingInk" xmlns:wne="http://schemas.microsoft.com/office/word/2006/wordml" xmlns:wps="http://schemas.microsoft.com/office/word/2010/wordprocessingShape" mc:Ignorable="w14 w15 w16se w16cid w16 w16cex w16sdtdh wp14">
+<w:numbering xmlns:wpc="http://schemas.microsoft.com/office/word/2010/wordprocessingCanvas" xmlns:cx="http://schemas.microsoft.com/office/drawing/2014/chartex" xmlns:cx1="http://schemas.microsoft.com/office/drawing/2015/9/8/chartex" xmlns:cx2="http://schemas.microsoft.com/office/drawing/2015/10/21/chartex" xmlns:cx3="http://schemas.microsoft.com/office/drawing/2016/5/9/chartex" xmlns:cx4="http://schemas.microsoft.com/office/drawing/2016/5/10/chartex" xmlns:cx5="http://schemas.microsoft.com/office/drawing/2016/5/11/chartex" xmlns:cx6="http://schemas.microsoft.com/office/drawing/2016/5/12/chartex" xmlns:cx7="http://schemas.microsoft.com/office/drawing/2016/5/13/chartex" xmlns:cx8="http://schemas.microsoft.com/office/drawing/2016/5/14/chartex" xmlns:mc="http://schemas.openxmlformats.org/markup-compatibility/2006" xmlns:aink="http://schemas.microsoft.com/office/drawing/2016/ink" xmlns:am3d="http://schemas.microsoft.com/office/drawing/2017/model3d" xmlns:o="urn:schemas-microsoft-com:office:office" xmlns:oel="http://schemas.microsoft.com/office/2019/extlst" xmlns:r="http://schemas.openxmlformats.org/officeDocument/2006/relationships" xmlns:m="http://schemas.openxmlformats.org/officeDocument/2006/math" xmlns:v="urn:schemas-microsoft-com:vml" xmlns:wp14="http://schemas.microsoft.com/office/word/2010/wordprocessingDrawing" xmlns:wp="http://schemas.openxmlformats.org/drawingml/2006/wordprocessingDrawing" xmlns:w10="urn:schemas-microsoft-com:office:word" xmlns:w="http://schemas.openxmlformats.org/wordprocessingml/2006/main" xmlns:w14="http://schemas.microsoft.com/office/word/2010/wordml" xmlns:w15="http://schemas.microsoft.com/office/word/2012/wordml" xmlns:w16cex="http://schemas.microsoft.com/office/word/2018/wordml/cex" xmlns:w16cid="http://schemas.microsoft.com/office/word/2016/wordml/cid" xmlns:w16="http://schemas.microsoft.com/office/word/2018/wordml" xmlns:w16du="http://schemas.microsoft.com/office/word/2023/wordml/word16du" xmlns:w16sdtdh="http://schemas.microsoft.com/office/word/2020/wordml/sdtdatahash" xmlns:w16sdtfl="http://schemas.microsoft.com/office/word/2024/wordml/sdtformatlock" xmlns:w16se="http://schemas.microsoft.com/office/word/2015/wordml/symex" xmlns:wpg="http://schemas.microsoft.com/office/word/2010/wordprocessingGroup" xmlns:wpi="http://schemas.microsoft.com/office/word/2010/wordprocessingInk" xmlns:wne="http://schemas.microsoft.com/office/word/2006/wordml" xmlns:wps="http://schemas.microsoft.com/office/word/2010/wordprocessingShape" mc:Ignorable="w14 w15 w16se w16cid w16 w16cex w16sdtdh w16sdtfl w16du wp14">
   <w:abstractNum w:abstractNumId="0" w15:restartNumberingAfterBreak="0">
     <w:nsid w:val="27482D43"/>
     <w:multiLevelType w:val="hybridMultilevel"/>
@@ -4453,20 +4100,20 @@
       </w:rPr>
     </w:lvl>
   </w:abstractNum>
-  <w:num w:numId="1">
+  <w:num w:numId="1" w16cid:durableId="986055679">
     <w:abstractNumId w:val="2"/>
   </w:num>
-  <w:num w:numId="2">
+  <w:num w:numId="2" w16cid:durableId="1246961599">
     <w:abstractNumId w:val="1"/>
   </w:num>
-  <w:num w:numId="3">
+  <w:num w:numId="3" w16cid:durableId="78184978">
     <w:abstractNumId w:val="0"/>
   </w:num>
 </w:numbering>
 </file>
 
 <file path=word/styles.xml><?xml version="1.0" encoding="utf-8"?>
-<w:styles xmlns:mc="http://schemas.openxmlformats.org/markup-compatibility/2006" xmlns:r="http://schemas.openxmlformats.org/officeDocument/2006/relationships" xmlns:w="http://schemas.openxmlformats.org/wordprocessingml/2006/main" xmlns:w14="http://schemas.microsoft.com/office/word/2010/wordml" xmlns:w15="http://schemas.microsoft.com/office/word/2012/wordml" xmlns:w16cex="http://schemas.microsoft.com/office/word/2018/wordml/cex" xmlns:w16cid="http://schemas.microsoft.com/office/word/2016/wordml/cid" xmlns:w16="http://schemas.microsoft.com/office/word/2018/wordml" xmlns:w16sdtdh="http://schemas.microsoft.com/office/word/2020/wordml/sdtdatahash" xmlns:w16se="http://schemas.microsoft.com/office/word/2015/wordml/symex" mc:Ignorable="w14 w15 w16se w16cid w16 w16cex w16sdtdh">
+<w:styles xmlns:mc="http://schemas.openxmlformats.org/markup-compatibility/2006" xmlns:r="http://schemas.openxmlformats.org/officeDocument/2006/relationships" xmlns:w="http://schemas.openxmlformats.org/wordprocessingml/2006/main" xmlns:w14="http://schemas.microsoft.com/office/word/2010/wordml" xmlns:w15="http://schemas.microsoft.com/office/word/2012/wordml" xmlns:w16cex="http://schemas.microsoft.com/office/word/2018/wordml/cex" xmlns:w16cid="http://schemas.microsoft.com/office/word/2016/wordml/cid" xmlns:w16="http://schemas.microsoft.com/office/word/2018/wordml" xmlns:w16du="http://schemas.microsoft.com/office/word/2023/wordml/word16du" xmlns:w16sdtdh="http://schemas.microsoft.com/office/word/2020/wordml/sdtdatahash" xmlns:w16sdtfl="http://schemas.microsoft.com/office/word/2024/wordml/sdtformatlock" xmlns:w16se="http://schemas.microsoft.com/office/word/2015/wordml/symex" mc:Ignorable="w14 w15 w16se w16cid w16 w16cex w16sdtdh w16sdtfl w16du">
   <w:docDefaults>
     <w:rPrDefault>
       <w:rPr>
